--- a/docs/modeles_civicrm_vierges/040-OPP_FUN-demande_transport_et_date_cremation.docx
+++ b/docs/modeles_civicrm_vierges/040-OPP_FUN-demande_transport_et_date_cremation.docx
@@ -1,6 +1,6 @@
 
 <file path=word/document.xml><?xml version="1.0" encoding="utf-8"?>
-<w:document xmlns:wpc="http://schemas.microsoft.com/office/word/2010/wordprocessingCanvas" xmlns:cx="http://schemas.microsoft.com/office/drawing/2014/chartex" xmlns:cx1="http://schemas.microsoft.com/office/drawing/2015/9/8/chartex" xmlns:cx2="http://schemas.microsoft.com/office/drawing/2015/10/21/chartex" xmlns:cx3="http://schemas.microsoft.com/office/drawing/2016/5/9/chartex" xmlns:cx4="http://schemas.microsoft.com/office/drawing/2016/5/10/chartex" xmlns:cx5="http://schemas.microsoft.com/office/drawing/2016/5/11/chartex" xmlns:cx6="http://schemas.microsoft.com/office/drawing/2016/5/12/chartex" xmlns:cx7="http://schemas.microsoft.com/office/drawing/2016/5/13/chartex" xmlns:cx8="http://schemas.microsoft.com/office/drawing/2016/5/14/chartex" xmlns:mc="http://schemas.openxmlformats.org/markup-compatibility/2006" xmlns:aink="http://schemas.microsoft.com/office/drawing/2016/ink" xmlns:am3d="http://schemas.microsoft.com/office/drawing/2017/model3d" xmlns:o="urn:schemas-microsoft-com:office:office" xmlns:oel="http://schemas.microsoft.com/office/2019/extlst" xmlns:r="http://schemas.openxmlformats.org/officeDocument/2006/relationships" xmlns:m="http://schemas.openxmlformats.org/officeDocument/2006/math" xmlns:v="urn:schemas-microsoft-com:vml" xmlns:wp14="http://schemas.microsoft.com/office/word/2010/wordprocessingDrawing" xmlns:wp="http://schemas.openxmlformats.org/drawingml/2006/wordprocessingDrawing" xmlns:w10="urn:schemas-microsoft-com:office:word" xmlns:w="http://schemas.openxmlformats.org/wordprocessingml/2006/main" xmlns:w14="http://schemas.microsoft.com/office/word/2010/wordml" xmlns:w15="http://schemas.microsoft.com/office/word/2012/wordml" xmlns:w16cex="http://schemas.microsoft.com/office/word/2018/wordml/cex" xmlns:w16cid="http://schemas.microsoft.com/office/word/2016/wordml/cid" xmlns:w16="http://schemas.microsoft.com/office/word/2018/wordml" xmlns:w16du="http://schemas.microsoft.com/office/word/2023/wordml/word16du" xmlns:w16sdtdh="http://schemas.microsoft.com/office/word/2020/wordml/sdtdatahash" xmlns:w16sdtfl="http://schemas.microsoft.com/office/word/2024/wordml/sdtformatlock" xmlns:w16se="http://schemas.microsoft.com/office/word/2015/wordml/symex" xmlns:wpg="http://schemas.microsoft.com/office/word/2010/wordprocessingGroup" xmlns:wpi="http://schemas.microsoft.com/office/word/2010/wordprocessingInk" xmlns:wne="http://schemas.microsoft.com/office/word/2006/wordml" xmlns:wps="http://schemas.microsoft.com/office/word/2010/wordprocessingShape" mc:Ignorable="w14 w15 w16se w16cid w16 w16cex w16sdtdh w16sdtfl w16du wp14">
+<w:document xmlns:wpc="http://schemas.microsoft.com/office/word/2010/wordprocessingCanvas" xmlns:cx="http://schemas.microsoft.com/office/drawing/2014/chartex" xmlns:cx1="http://schemas.microsoft.com/office/drawing/2015/9/8/chartex" xmlns:cx2="http://schemas.microsoft.com/office/drawing/2015/10/21/chartex" xmlns:cx3="http://schemas.microsoft.com/office/drawing/2016/5/9/chartex" xmlns:cx4="http://schemas.microsoft.com/office/drawing/2016/5/10/chartex" xmlns:cx5="http://schemas.microsoft.com/office/drawing/2016/5/11/chartex" xmlns:cx6="http://schemas.microsoft.com/office/drawing/2016/5/12/chartex" xmlns:cx7="http://schemas.microsoft.com/office/drawing/2016/5/13/chartex" xmlns:cx8="http://schemas.microsoft.com/office/drawing/2016/5/14/chartex" xmlns:mc="http://schemas.openxmlformats.org/markup-compatibility/2006" xmlns:m="http://schemas.openxmlformats.org/officeDocument/2006/math" xmlns:aink="http://schemas.microsoft.com/office/drawing/2016/ink" xmlns:am3d="http://schemas.microsoft.com/office/drawing/2017/model3d" xmlns:oel="http://schemas.microsoft.com/office/2019/extlst" xmlns:r="http://schemas.openxmlformats.org/officeDocument/2006/relationships" xmlns:wp14="http://schemas.microsoft.com/office/word/2010/wordprocessingDrawing" xmlns:wp="http://schemas.openxmlformats.org/drawingml/2006/wordprocessingDrawing" xmlns:wpg="http://schemas.microsoft.com/office/word/2010/wordprocessingGroup" xmlns:wpi="http://schemas.microsoft.com/office/word/2010/wordprocessingInk" xmlns:wps="http://schemas.microsoft.com/office/word/2010/wordprocessingShape" xmlns:o="urn:schemas-microsoft-com:office:office" xmlns:v="urn:schemas-microsoft-com:vml" xmlns:w10="urn:schemas-microsoft-com:office:word" xmlns:w="http://schemas.openxmlformats.org/wordprocessingml/2006/main" xmlns:w14="http://schemas.microsoft.com/office/word/2010/wordml" xmlns:w15="http://schemas.microsoft.com/office/word/2012/wordml" xmlns:w16cex="http://schemas.microsoft.com/office/word/2018/wordml/cex" xmlns:w16cid="http://schemas.microsoft.com/office/word/2016/wordml/cid" xmlns:w16="http://schemas.microsoft.com/office/word/2018/wordml" xmlns:w16sdtdh="http://schemas.microsoft.com/office/word/2020/wordml/sdtdatahash" xmlns:w16sdtfl="http://schemas.microsoft.com/office/word/2024/wordml/sdtformatlock" xmlns:w16se="http://schemas.microsoft.com/office/word/2015/wordml/symex" xmlns:w16du="http://schemas.microsoft.com/office/word/2023/wordml/word16du" xmlns:wne="http://schemas.microsoft.com/office/word/2006/wordml" mc:Ignorable="w14 w15 w16se w16cid w16 w16cex w16sdtdh w16sdtfl w16du wp14">
   <w:body>
     <w:tbl>
       <w:tblPr>
@@ -155,7 +155,25 @@
                 <w:sz w:val="16"/>
                 <w:szCs w:val="16"/>
               </w:rPr>
-              <w:t>{domain.supplemental_address_2}</w:t>
+              <w:t>{</w:t>
+            </w:r>
+            <w:proofErr w:type="gramStart"/>
+            <w:r>
+              <w:rPr>
+                <w:rFonts w:ascii="Arial" w:hAnsi="Arial" w:cs="Arial"/>
+                <w:sz w:val="16"/>
+                <w:szCs w:val="16"/>
+              </w:rPr>
+              <w:t>domain.supplemental</w:t>
+            </w:r>
+            <w:proofErr w:type="gramEnd"/>
+            <w:r>
+              <w:rPr>
+                <w:rFonts w:ascii="Arial" w:hAnsi="Arial" w:cs="Arial"/>
+                <w:sz w:val="16"/>
+                <w:szCs w:val="16"/>
+              </w:rPr>
+              <w:t>_address_2}</w:t>
             </w:r>
           </w:p>
           <w:p>
@@ -259,7 +277,47 @@
                 <w:szCs w:val="18"/>
                 <w:lang w:val="en-US"/>
               </w:rPr>
-              <w:t>{domain.city}, le {domain.now}</w:t>
+              <w:t>{</w:t>
+            </w:r>
+            <w:proofErr w:type="spellStart"/>
+            <w:r>
+              <w:rPr>
+                <w:rFonts w:ascii="Arial" w:hAnsi="Arial" w:cs="Arial"/>
+                <w:sz w:val="18"/>
+                <w:szCs w:val="18"/>
+                <w:lang w:val="en-US"/>
+              </w:rPr>
+              <w:t>domain.city</w:t>
+            </w:r>
+            <w:proofErr w:type="spellEnd"/>
+            <w:r>
+              <w:rPr>
+                <w:rFonts w:ascii="Arial" w:hAnsi="Arial" w:cs="Arial"/>
+                <w:sz w:val="18"/>
+                <w:szCs w:val="18"/>
+                <w:lang w:val="en-US"/>
+              </w:rPr>
+              <w:t>}, le {</w:t>
+            </w:r>
+            <w:proofErr w:type="spellStart"/>
+            <w:r>
+              <w:rPr>
+                <w:rFonts w:ascii="Arial" w:hAnsi="Arial" w:cs="Arial"/>
+                <w:sz w:val="18"/>
+                <w:szCs w:val="18"/>
+                <w:lang w:val="en-US"/>
+              </w:rPr>
+              <w:t>domain.now</w:t>
+            </w:r>
+            <w:proofErr w:type="spellEnd"/>
+            <w:r>
+              <w:rPr>
+                <w:rFonts w:ascii="Arial" w:hAnsi="Arial" w:cs="Arial"/>
+                <w:sz w:val="18"/>
+                <w:szCs w:val="18"/>
+                <w:lang w:val="en-US"/>
+              </w:rPr>
+              <w:t>}</w:t>
             </w:r>
           </w:p>
           <w:p>
@@ -327,7 +385,25 @@
                 <w:sz w:val="18"/>
                 <w:szCs w:val="18"/>
               </w:rPr>
-              <w:t xml:space="preserve">Crématorium de {domain.city} </w:t>
+              <w:t>Crématorium de {</w:t>
+            </w:r>
+            <w:proofErr w:type="spellStart"/>
+            <w:r>
+              <w:rPr>
+                <w:rFonts w:ascii="Arial" w:hAnsi="Arial" w:cs="Arial"/>
+                <w:sz w:val="18"/>
+                <w:szCs w:val="18"/>
+              </w:rPr>
+              <w:t>domain.city</w:t>
+            </w:r>
+            <w:proofErr w:type="spellEnd"/>
+            <w:r>
+              <w:rPr>
+                <w:rFonts w:ascii="Arial" w:hAnsi="Arial" w:cs="Arial"/>
+                <w:sz w:val="18"/>
+                <w:szCs w:val="18"/>
+              </w:rPr>
+              <w:t xml:space="preserve">} </w:t>
             </w:r>
           </w:p>
         </w:tc>
@@ -373,14 +449,112 @@
           <w:rFonts w:ascii="Arial" w:hAnsi="Arial" w:cs="Arial"/>
           <w:color w:val="00B4AE"/>
         </w:rPr>
-        <w:t xml:space="preserve">{Tokens_for_contact_Champs_de_fu.postal_greeting_id:label} {contact.first_name} </w:t>
-      </w:r>
-      <w:r>
-        <w:rPr>
-          <w:rFonts w:ascii="Arial" w:hAnsi="Arial" w:cs="Arial"/>
-          <w:color w:val="00B4AE"/>
-        </w:rPr>
-        <w:t>{Tokens_for_contact_Champs_de_fu.CONCAT_WS_last_name_nick_name}</w:t>
+        <w:t>{</w:t>
+      </w:r>
+      <w:proofErr w:type="spellStart"/>
+      <w:r>
+        <w:rPr>
+          <w:rFonts w:ascii="Arial" w:hAnsi="Arial" w:cs="Arial"/>
+          <w:color w:val="00B4AE"/>
+        </w:rPr>
+        <w:t>Tokens_for_contact_Champs_de_</w:t>
+      </w:r>
+      <w:proofErr w:type="gramStart"/>
+      <w:r>
+        <w:rPr>
+          <w:rFonts w:ascii="Arial" w:hAnsi="Arial" w:cs="Arial"/>
+          <w:color w:val="00B4AE"/>
+        </w:rPr>
+        <w:t>fu.postal</w:t>
+      </w:r>
+      <w:proofErr w:type="gramEnd"/>
+      <w:r>
+        <w:rPr>
+          <w:rFonts w:ascii="Arial" w:hAnsi="Arial" w:cs="Arial"/>
+          <w:color w:val="00B4AE"/>
+        </w:rPr>
+        <w:t>_greeting_</w:t>
+      </w:r>
+      <w:proofErr w:type="gramStart"/>
+      <w:r>
+        <w:rPr>
+          <w:rFonts w:ascii="Arial" w:hAnsi="Arial" w:cs="Arial"/>
+          <w:color w:val="00B4AE"/>
+        </w:rPr>
+        <w:t>id:label</w:t>
+      </w:r>
+      <w:proofErr w:type="spellEnd"/>
+      <w:proofErr w:type="gramEnd"/>
+      <w:r>
+        <w:rPr>
+          <w:rFonts w:ascii="Arial" w:hAnsi="Arial" w:cs="Arial"/>
+          <w:color w:val="00B4AE"/>
+        </w:rPr>
+        <w:t>} {</w:t>
+      </w:r>
+      <w:proofErr w:type="spellStart"/>
+      <w:proofErr w:type="gramStart"/>
+      <w:r>
+        <w:rPr>
+          <w:rFonts w:ascii="Arial" w:hAnsi="Arial" w:cs="Arial"/>
+          <w:color w:val="00B4AE"/>
+        </w:rPr>
+        <w:t>contact.first</w:t>
+      </w:r>
+      <w:proofErr w:type="gramEnd"/>
+      <w:r>
+        <w:rPr>
+          <w:rFonts w:ascii="Arial" w:hAnsi="Arial" w:cs="Arial"/>
+          <w:color w:val="00B4AE"/>
+        </w:rPr>
+        <w:t>_name</w:t>
+      </w:r>
+      <w:proofErr w:type="spellEnd"/>
+      <w:r>
+        <w:rPr>
+          <w:rFonts w:ascii="Arial" w:hAnsi="Arial" w:cs="Arial"/>
+          <w:color w:val="00B4AE"/>
+        </w:rPr>
+        <w:t xml:space="preserve">} </w:t>
+      </w:r>
+      <w:r>
+        <w:rPr>
+          <w:rFonts w:ascii="Arial" w:hAnsi="Arial" w:cs="Arial"/>
+          <w:color w:val="00B4AE"/>
+        </w:rPr>
+        <w:t>{</w:t>
+      </w:r>
+      <w:proofErr w:type="spellStart"/>
+      <w:r>
+        <w:rPr>
+          <w:rFonts w:ascii="Arial" w:hAnsi="Arial" w:cs="Arial"/>
+          <w:color w:val="00B4AE"/>
+        </w:rPr>
+        <w:t>Tokens_for_contact_Champs_de_</w:t>
+      </w:r>
+      <w:proofErr w:type="gramStart"/>
+      <w:r>
+        <w:rPr>
+          <w:rFonts w:ascii="Arial" w:hAnsi="Arial" w:cs="Arial"/>
+          <w:color w:val="00B4AE"/>
+        </w:rPr>
+        <w:t>fu.CONCAT</w:t>
+      </w:r>
+      <w:proofErr w:type="gramEnd"/>
+      <w:r>
+        <w:rPr>
+          <w:rFonts w:ascii="Arial" w:hAnsi="Arial" w:cs="Arial"/>
+          <w:color w:val="00B4AE"/>
+        </w:rPr>
+        <w:t>_WS_last_name_nick_name</w:t>
+      </w:r>
+      <w:proofErr w:type="spellEnd"/>
+      <w:r>
+        <w:rPr>
+          <w:rFonts w:ascii="Arial" w:hAnsi="Arial" w:cs="Arial"/>
+          <w:color w:val="00B4AE"/>
+        </w:rPr>
+        <w:t>}</w:t>
       </w:r>
     </w:p>
     <w:p>
@@ -396,14 +570,71 @@
           <w:rFonts w:ascii="Arial" w:hAnsi="Arial" w:cs="Arial"/>
           <w:color w:val="00B4AE"/>
         </w:rPr>
-        <w:t xml:space="preserve">né(e) le {contact.birth_date}, à </w:t>
-      </w:r>
-      <w:r>
-        <w:rPr>
-          <w:rFonts w:ascii="Arial" w:hAnsi="Arial" w:cs="Arial"/>
-          <w:color w:val="00B4AE"/>
-        </w:rPr>
-        <w:t>{Tokens_for_contact_Champs_de_fu.Compl_m_nt_tat_civil.Ville_de_naissance}</w:t>
+        <w:t>né(e) le {</w:t>
+      </w:r>
+      <w:proofErr w:type="spellStart"/>
+      <w:proofErr w:type="gramStart"/>
+      <w:r>
+        <w:rPr>
+          <w:rFonts w:ascii="Arial" w:hAnsi="Arial" w:cs="Arial"/>
+          <w:color w:val="00B4AE"/>
+        </w:rPr>
+        <w:t>contact.birth</w:t>
+      </w:r>
+      <w:proofErr w:type="gramEnd"/>
+      <w:r>
+        <w:rPr>
+          <w:rFonts w:ascii="Arial" w:hAnsi="Arial" w:cs="Arial"/>
+          <w:color w:val="00B4AE"/>
+        </w:rPr>
+        <w:t>_date</w:t>
+      </w:r>
+      <w:proofErr w:type="spellEnd"/>
+      <w:r>
+        <w:rPr>
+          <w:rFonts w:ascii="Arial" w:hAnsi="Arial" w:cs="Arial"/>
+          <w:color w:val="00B4AE"/>
+        </w:rPr>
+        <w:t xml:space="preserve">}, à </w:t>
+      </w:r>
+      <w:r>
+        <w:rPr>
+          <w:rFonts w:ascii="Arial" w:hAnsi="Arial" w:cs="Arial"/>
+          <w:color w:val="00B4AE"/>
+        </w:rPr>
+        <w:t>{Tokens_for_contact_Champs_de_</w:t>
+      </w:r>
+      <w:proofErr w:type="gramStart"/>
+      <w:r>
+        <w:rPr>
+          <w:rFonts w:ascii="Arial" w:hAnsi="Arial" w:cs="Arial"/>
+          <w:color w:val="00B4AE"/>
+        </w:rPr>
+        <w:t>fu.Compl</w:t>
+      </w:r>
+      <w:proofErr w:type="gramEnd"/>
+      <w:r>
+        <w:rPr>
+          <w:rFonts w:ascii="Arial" w:hAnsi="Arial" w:cs="Arial"/>
+          <w:color w:val="00B4AE"/>
+        </w:rPr>
+        <w:t>_m_nt_tat_</w:t>
+      </w:r>
+      <w:proofErr w:type="gramStart"/>
+      <w:r>
+        <w:rPr>
+          <w:rFonts w:ascii="Arial" w:hAnsi="Arial" w:cs="Arial"/>
+          <w:color w:val="00B4AE"/>
+        </w:rPr>
+        <w:t>civil.Ville</w:t>
+      </w:r>
+      <w:proofErr w:type="gramEnd"/>
+      <w:r>
+        <w:rPr>
+          <w:rFonts w:ascii="Arial" w:hAnsi="Arial" w:cs="Arial"/>
+          <w:color w:val="00B4AE"/>
+        </w:rPr>
+        <w:t>_de_naissance}</w:t>
       </w:r>
     </w:p>
     <w:p>
@@ -419,14 +650,71 @@
           <w:rFonts w:ascii="Arial" w:hAnsi="Arial" w:cs="Arial"/>
           <w:color w:val="00B4AE"/>
         </w:rPr>
-        <w:t xml:space="preserve">décédé(e) le {contact.deceased_date}, à </w:t>
-      </w:r>
-      <w:r>
-        <w:rPr>
-          <w:rFonts w:ascii="Arial" w:hAnsi="Arial" w:cs="Arial"/>
-          <w:color w:val="00B4AE"/>
-        </w:rPr>
-        <w:t>{Tokens_for_contact_Champs_de_fu.Prise_en_charge_au_d_c_s.Ville_de_d_c_s}</w:t>
+        <w:t>décédé(e) le {</w:t>
+      </w:r>
+      <w:proofErr w:type="spellStart"/>
+      <w:proofErr w:type="gramStart"/>
+      <w:r>
+        <w:rPr>
+          <w:rFonts w:ascii="Arial" w:hAnsi="Arial" w:cs="Arial"/>
+          <w:color w:val="00B4AE"/>
+        </w:rPr>
+        <w:t>contact.deceased</w:t>
+      </w:r>
+      <w:proofErr w:type="gramEnd"/>
+      <w:r>
+        <w:rPr>
+          <w:rFonts w:ascii="Arial" w:hAnsi="Arial" w:cs="Arial"/>
+          <w:color w:val="00B4AE"/>
+        </w:rPr>
+        <w:t>_date</w:t>
+      </w:r>
+      <w:proofErr w:type="spellEnd"/>
+      <w:r>
+        <w:rPr>
+          <w:rFonts w:ascii="Arial" w:hAnsi="Arial" w:cs="Arial"/>
+          <w:color w:val="00B4AE"/>
+        </w:rPr>
+        <w:t xml:space="preserve">}, à </w:t>
+      </w:r>
+      <w:r>
+        <w:rPr>
+          <w:rFonts w:ascii="Arial" w:hAnsi="Arial" w:cs="Arial"/>
+          <w:color w:val="00B4AE"/>
+        </w:rPr>
+        <w:t>{Tokens_for_contact_Champs_de_</w:t>
+      </w:r>
+      <w:proofErr w:type="gramStart"/>
+      <w:r>
+        <w:rPr>
+          <w:rFonts w:ascii="Arial" w:hAnsi="Arial" w:cs="Arial"/>
+          <w:color w:val="00B4AE"/>
+        </w:rPr>
+        <w:t>fu.Prise</w:t>
+      </w:r>
+      <w:proofErr w:type="gramEnd"/>
+      <w:r>
+        <w:rPr>
+          <w:rFonts w:ascii="Arial" w:hAnsi="Arial" w:cs="Arial"/>
+          <w:color w:val="00B4AE"/>
+        </w:rPr>
+        <w:t>_en_charge_au_d_c_</w:t>
+      </w:r>
+      <w:proofErr w:type="gramStart"/>
+      <w:r>
+        <w:rPr>
+          <w:rFonts w:ascii="Arial" w:hAnsi="Arial" w:cs="Arial"/>
+          <w:color w:val="00B4AE"/>
+        </w:rPr>
+        <w:t>s.Ville</w:t>
+      </w:r>
+      <w:proofErr w:type="gramEnd"/>
+      <w:r>
+        <w:rPr>
+          <w:rFonts w:ascii="Arial" w:hAnsi="Arial" w:cs="Arial"/>
+          <w:color w:val="00B4AE"/>
+        </w:rPr>
+        <w:t>_de_d_c_s}</w:t>
       </w:r>
     </w:p>
     <w:p>
@@ -477,7 +765,27 @@
           <w:sz w:val="20"/>
           <w:szCs w:val="20"/>
         </w:rPr>
-        <w:t>Centre de don du corps de {domain.city}</w:t>
+        <w:t>Centre de don du corps de {</w:t>
+      </w:r>
+      <w:proofErr w:type="spellStart"/>
+      <w:proofErr w:type="gramStart"/>
+      <w:r>
+        <w:rPr>
+          <w:rFonts w:ascii="Arial" w:hAnsi="Arial" w:cs="Arial"/>
+          <w:sz w:val="20"/>
+          <w:szCs w:val="20"/>
+        </w:rPr>
+        <w:t>domain.city</w:t>
+      </w:r>
+      <w:proofErr w:type="spellEnd"/>
+      <w:proofErr w:type="gramEnd"/>
+      <w:r>
+        <w:rPr>
+          <w:rFonts w:ascii="Arial" w:hAnsi="Arial" w:cs="Arial"/>
+          <w:sz w:val="20"/>
+          <w:szCs w:val="20"/>
+        </w:rPr>
+        <w:t>}</w:t>
       </w:r>
     </w:p>
     <w:p>
@@ -554,7 +862,7 @@
 </file>
 
 <file path=word/endnotes.xml><?xml version="1.0" encoding="utf-8"?>
-<w:endnotes xmlns:wpc="http://schemas.microsoft.com/office/word/2010/wordprocessingCanvas" xmlns:cx="http://schemas.microsoft.com/office/drawing/2014/chartex" xmlns:cx1="http://schemas.microsoft.com/office/drawing/2015/9/8/chartex" xmlns:cx2="http://schemas.microsoft.com/office/drawing/2015/10/21/chartex" xmlns:cx3="http://schemas.microsoft.com/office/drawing/2016/5/9/chartex" xmlns:cx4="http://schemas.microsoft.com/office/drawing/2016/5/10/chartex" xmlns:cx5="http://schemas.microsoft.com/office/drawing/2016/5/11/chartex" xmlns:cx6="http://schemas.microsoft.com/office/drawing/2016/5/12/chartex" xmlns:cx7="http://schemas.microsoft.com/office/drawing/2016/5/13/chartex" xmlns:cx8="http://schemas.microsoft.com/office/drawing/2016/5/14/chartex" xmlns:mc="http://schemas.openxmlformats.org/markup-compatibility/2006" xmlns:aink="http://schemas.microsoft.com/office/drawing/2016/ink" xmlns:am3d="http://schemas.microsoft.com/office/drawing/2017/model3d" xmlns:o="urn:schemas-microsoft-com:office:office" xmlns:oel="http://schemas.microsoft.com/office/2019/extlst" xmlns:r="http://schemas.openxmlformats.org/officeDocument/2006/relationships" xmlns:m="http://schemas.openxmlformats.org/officeDocument/2006/math" xmlns:v="urn:schemas-microsoft-com:vml" xmlns:wp14="http://schemas.microsoft.com/office/word/2010/wordprocessingDrawing" xmlns:wp="http://schemas.openxmlformats.org/drawingml/2006/wordprocessingDrawing" xmlns:w10="urn:schemas-microsoft-com:office:word" xmlns:w="http://schemas.openxmlformats.org/wordprocessingml/2006/main" xmlns:w14="http://schemas.microsoft.com/office/word/2010/wordml" xmlns:w15="http://schemas.microsoft.com/office/word/2012/wordml" xmlns:w16cex="http://schemas.microsoft.com/office/word/2018/wordml/cex" xmlns:w16cid="http://schemas.microsoft.com/office/word/2016/wordml/cid" xmlns:w16="http://schemas.microsoft.com/office/word/2018/wordml" xmlns:w16du="http://schemas.microsoft.com/office/word/2023/wordml/word16du" xmlns:w16sdtdh="http://schemas.microsoft.com/office/word/2020/wordml/sdtdatahash" xmlns:w16sdtfl="http://schemas.microsoft.com/office/word/2024/wordml/sdtformatlock" xmlns:w16se="http://schemas.microsoft.com/office/word/2015/wordml/symex" xmlns:wpg="http://schemas.microsoft.com/office/word/2010/wordprocessingGroup" xmlns:wpi="http://schemas.microsoft.com/office/word/2010/wordprocessingInk" xmlns:wne="http://schemas.microsoft.com/office/word/2006/wordml" xmlns:wps="http://schemas.microsoft.com/office/word/2010/wordprocessingShape" mc:Ignorable="w14 w15 w16se w16cid w16 w16cex w16sdtdh w16sdtfl w16du wp14">
+<w:endnotes xmlns:wpc="http://schemas.microsoft.com/office/word/2010/wordprocessingCanvas" xmlns:cx="http://schemas.microsoft.com/office/drawing/2014/chartex" xmlns:cx1="http://schemas.microsoft.com/office/drawing/2015/9/8/chartex" xmlns:cx2="http://schemas.microsoft.com/office/drawing/2015/10/21/chartex" xmlns:cx3="http://schemas.microsoft.com/office/drawing/2016/5/9/chartex" xmlns:cx4="http://schemas.microsoft.com/office/drawing/2016/5/10/chartex" xmlns:cx5="http://schemas.microsoft.com/office/drawing/2016/5/11/chartex" xmlns:cx6="http://schemas.microsoft.com/office/drawing/2016/5/12/chartex" xmlns:cx7="http://schemas.microsoft.com/office/drawing/2016/5/13/chartex" xmlns:cx8="http://schemas.microsoft.com/office/drawing/2016/5/14/chartex" xmlns:mc="http://schemas.openxmlformats.org/markup-compatibility/2006" xmlns:m="http://schemas.openxmlformats.org/officeDocument/2006/math" xmlns:aink="http://schemas.microsoft.com/office/drawing/2016/ink" xmlns:am3d="http://schemas.microsoft.com/office/drawing/2017/model3d" xmlns:oel="http://schemas.microsoft.com/office/2019/extlst" xmlns:r="http://schemas.openxmlformats.org/officeDocument/2006/relationships" xmlns:wp14="http://schemas.microsoft.com/office/word/2010/wordprocessingDrawing" xmlns:wp="http://schemas.openxmlformats.org/drawingml/2006/wordprocessingDrawing" xmlns:wpg="http://schemas.microsoft.com/office/word/2010/wordprocessingGroup" xmlns:wpi="http://schemas.microsoft.com/office/word/2010/wordprocessingInk" xmlns:wps="http://schemas.microsoft.com/office/word/2010/wordprocessingShape" xmlns:o="urn:schemas-microsoft-com:office:office" xmlns:v="urn:schemas-microsoft-com:vml" xmlns:w10="urn:schemas-microsoft-com:office:word" xmlns:w="http://schemas.openxmlformats.org/wordprocessingml/2006/main" xmlns:w14="http://schemas.microsoft.com/office/word/2010/wordml" xmlns:w15="http://schemas.microsoft.com/office/word/2012/wordml" xmlns:w16cex="http://schemas.microsoft.com/office/word/2018/wordml/cex" xmlns:w16cid="http://schemas.microsoft.com/office/word/2016/wordml/cid" xmlns:w16="http://schemas.microsoft.com/office/word/2018/wordml" xmlns:w16sdtdh="http://schemas.microsoft.com/office/word/2020/wordml/sdtdatahash" xmlns:w16sdtfl="http://schemas.microsoft.com/office/word/2024/wordml/sdtformatlock" xmlns:w16se="http://schemas.microsoft.com/office/word/2015/wordml/symex" xmlns:w16du="http://schemas.microsoft.com/office/word/2023/wordml/word16du" xmlns:wne="http://schemas.microsoft.com/office/word/2006/wordml" mc:Ignorable="w14 w15 w16se w16cid w16 w16cex w16sdtdh w16sdtfl w16du wp14">
   <w:endnote w:type="separator" w:id="-1">
     <w:p>
       <w:r>
@@ -573,7 +881,7 @@
 </file>
 
 <file path=word/footer1.xml><?xml version="1.0" encoding="utf-8"?>
-<w:ftr xmlns:wpc="http://schemas.microsoft.com/office/word/2010/wordprocessingCanvas" xmlns:cx="http://schemas.microsoft.com/office/drawing/2014/chartex" xmlns:cx1="http://schemas.microsoft.com/office/drawing/2015/9/8/chartex" xmlns:cx2="http://schemas.microsoft.com/office/drawing/2015/10/21/chartex" xmlns:cx3="http://schemas.microsoft.com/office/drawing/2016/5/9/chartex" xmlns:cx4="http://schemas.microsoft.com/office/drawing/2016/5/10/chartex" xmlns:cx5="http://schemas.microsoft.com/office/drawing/2016/5/11/chartex" xmlns:cx6="http://schemas.microsoft.com/office/drawing/2016/5/12/chartex" xmlns:cx7="http://schemas.microsoft.com/office/drawing/2016/5/13/chartex" xmlns:cx8="http://schemas.microsoft.com/office/drawing/2016/5/14/chartex" xmlns:mc="http://schemas.openxmlformats.org/markup-compatibility/2006" xmlns:aink="http://schemas.microsoft.com/office/drawing/2016/ink" xmlns:am3d="http://schemas.microsoft.com/office/drawing/2017/model3d" xmlns:o="urn:schemas-microsoft-com:office:office" xmlns:oel="http://schemas.microsoft.com/office/2019/extlst" xmlns:r="http://schemas.openxmlformats.org/officeDocument/2006/relationships" xmlns:m="http://schemas.openxmlformats.org/officeDocument/2006/math" xmlns:v="urn:schemas-microsoft-com:vml" xmlns:wp14="http://schemas.microsoft.com/office/word/2010/wordprocessingDrawing" xmlns:wp="http://schemas.openxmlformats.org/drawingml/2006/wordprocessingDrawing" xmlns:w10="urn:schemas-microsoft-com:office:word" xmlns:w="http://schemas.openxmlformats.org/wordprocessingml/2006/main" xmlns:w14="http://schemas.microsoft.com/office/word/2010/wordml" xmlns:w15="http://schemas.microsoft.com/office/word/2012/wordml" xmlns:w16cex="http://schemas.microsoft.com/office/word/2018/wordml/cex" xmlns:w16cid="http://schemas.microsoft.com/office/word/2016/wordml/cid" xmlns:w16="http://schemas.microsoft.com/office/word/2018/wordml" xmlns:w16du="http://schemas.microsoft.com/office/word/2023/wordml/word16du" xmlns:w16sdtdh="http://schemas.microsoft.com/office/word/2020/wordml/sdtdatahash" xmlns:w16sdtfl="http://schemas.microsoft.com/office/word/2024/wordml/sdtformatlock" xmlns:w16se="http://schemas.microsoft.com/office/word/2015/wordml/symex" xmlns:wpg="http://schemas.microsoft.com/office/word/2010/wordprocessingGroup" xmlns:wpi="http://schemas.microsoft.com/office/word/2010/wordprocessingInk" xmlns:wne="http://schemas.microsoft.com/office/word/2006/wordml" xmlns:wps="http://schemas.microsoft.com/office/word/2010/wordprocessingShape" mc:Ignorable="w14 w15 w16se w16cid w16 w16cex w16sdtdh w16sdtfl w16du wp14">
+<w:ftr xmlns:wpc="http://schemas.microsoft.com/office/word/2010/wordprocessingCanvas" xmlns:cx="http://schemas.microsoft.com/office/drawing/2014/chartex" xmlns:cx1="http://schemas.microsoft.com/office/drawing/2015/9/8/chartex" xmlns:cx2="http://schemas.microsoft.com/office/drawing/2015/10/21/chartex" xmlns:cx3="http://schemas.microsoft.com/office/drawing/2016/5/9/chartex" xmlns:cx4="http://schemas.microsoft.com/office/drawing/2016/5/10/chartex" xmlns:cx5="http://schemas.microsoft.com/office/drawing/2016/5/11/chartex" xmlns:cx6="http://schemas.microsoft.com/office/drawing/2016/5/12/chartex" xmlns:cx7="http://schemas.microsoft.com/office/drawing/2016/5/13/chartex" xmlns:cx8="http://schemas.microsoft.com/office/drawing/2016/5/14/chartex" xmlns:mc="http://schemas.openxmlformats.org/markup-compatibility/2006" xmlns:m="http://schemas.openxmlformats.org/officeDocument/2006/math" xmlns:aink="http://schemas.microsoft.com/office/drawing/2016/ink" xmlns:am3d="http://schemas.microsoft.com/office/drawing/2017/model3d" xmlns:oel="http://schemas.microsoft.com/office/2019/extlst" xmlns:r="http://schemas.openxmlformats.org/officeDocument/2006/relationships" xmlns:wp14="http://schemas.microsoft.com/office/word/2010/wordprocessingDrawing" xmlns:wp="http://schemas.openxmlformats.org/drawingml/2006/wordprocessingDrawing" xmlns:wpg="http://schemas.microsoft.com/office/word/2010/wordprocessingGroup" xmlns:wpi="http://schemas.microsoft.com/office/word/2010/wordprocessingInk" xmlns:wps="http://schemas.microsoft.com/office/word/2010/wordprocessingShape" xmlns:o="urn:schemas-microsoft-com:office:office" xmlns:v="urn:schemas-microsoft-com:vml" xmlns:w10="urn:schemas-microsoft-com:office:word" xmlns:w="http://schemas.openxmlformats.org/wordprocessingml/2006/main" xmlns:w14="http://schemas.microsoft.com/office/word/2010/wordml" xmlns:w15="http://schemas.microsoft.com/office/word/2012/wordml" xmlns:w16cex="http://schemas.microsoft.com/office/word/2018/wordml/cex" xmlns:w16cid="http://schemas.microsoft.com/office/word/2016/wordml/cid" xmlns:w16="http://schemas.microsoft.com/office/word/2018/wordml" xmlns:w16sdtdh="http://schemas.microsoft.com/office/word/2020/wordml/sdtdatahash" xmlns:w16sdtfl="http://schemas.microsoft.com/office/word/2024/wordml/sdtformatlock" xmlns:w16se="http://schemas.microsoft.com/office/word/2015/wordml/symex" xmlns:w16du="http://schemas.microsoft.com/office/word/2023/wordml/word16du" xmlns:wne="http://schemas.microsoft.com/office/word/2006/wordml" mc:Ignorable="w14 w15 w16se w16cid w16 w16cex w16sdtdh w16sdtfl w16du wp14">
   <w:p>
     <w:pPr>
       <w:pStyle w:val="Pieddepage"/>
@@ -583,7 +891,7 @@
 </file>
 
 <file path=word/footer2.xml><?xml version="1.0" encoding="utf-8"?>
-<w:ftr xmlns:wpc="http://schemas.microsoft.com/office/word/2010/wordprocessingCanvas" xmlns:cx="http://schemas.microsoft.com/office/drawing/2014/chartex" xmlns:cx1="http://schemas.microsoft.com/office/drawing/2015/9/8/chartex" xmlns:cx2="http://schemas.microsoft.com/office/drawing/2015/10/21/chartex" xmlns:cx3="http://schemas.microsoft.com/office/drawing/2016/5/9/chartex" xmlns:cx4="http://schemas.microsoft.com/office/drawing/2016/5/10/chartex" xmlns:cx5="http://schemas.microsoft.com/office/drawing/2016/5/11/chartex" xmlns:cx6="http://schemas.microsoft.com/office/drawing/2016/5/12/chartex" xmlns:cx7="http://schemas.microsoft.com/office/drawing/2016/5/13/chartex" xmlns:cx8="http://schemas.microsoft.com/office/drawing/2016/5/14/chartex" xmlns:mc="http://schemas.openxmlformats.org/markup-compatibility/2006" xmlns:aink="http://schemas.microsoft.com/office/drawing/2016/ink" xmlns:am3d="http://schemas.microsoft.com/office/drawing/2017/model3d" xmlns:o="urn:schemas-microsoft-com:office:office" xmlns:oel="http://schemas.microsoft.com/office/2019/extlst" xmlns:r="http://schemas.openxmlformats.org/officeDocument/2006/relationships" xmlns:m="http://schemas.openxmlformats.org/officeDocument/2006/math" xmlns:v="urn:schemas-microsoft-com:vml" xmlns:wp14="http://schemas.microsoft.com/office/word/2010/wordprocessingDrawing" xmlns:wp="http://schemas.openxmlformats.org/drawingml/2006/wordprocessingDrawing" xmlns:w10="urn:schemas-microsoft-com:office:word" xmlns:w="http://schemas.openxmlformats.org/wordprocessingml/2006/main" xmlns:w14="http://schemas.microsoft.com/office/word/2010/wordml" xmlns:w15="http://schemas.microsoft.com/office/word/2012/wordml" xmlns:w16cex="http://schemas.microsoft.com/office/word/2018/wordml/cex" xmlns:w16cid="http://schemas.microsoft.com/office/word/2016/wordml/cid" xmlns:w16="http://schemas.microsoft.com/office/word/2018/wordml" xmlns:w16du="http://schemas.microsoft.com/office/word/2023/wordml/word16du" xmlns:w16sdtdh="http://schemas.microsoft.com/office/word/2020/wordml/sdtdatahash" xmlns:w16sdtfl="http://schemas.microsoft.com/office/word/2024/wordml/sdtformatlock" xmlns:w16se="http://schemas.microsoft.com/office/word/2015/wordml/symex" xmlns:wpg="http://schemas.microsoft.com/office/word/2010/wordprocessingGroup" xmlns:wpi="http://schemas.microsoft.com/office/word/2010/wordprocessingInk" xmlns:wne="http://schemas.microsoft.com/office/word/2006/wordml" xmlns:wps="http://schemas.microsoft.com/office/word/2010/wordprocessingShape" mc:Ignorable="w14 w15 w16se w16cid w16 w16cex w16sdtdh w16sdtfl w16du wp14">
+<w:ftr xmlns:wpc="http://schemas.microsoft.com/office/word/2010/wordprocessingCanvas" xmlns:cx="http://schemas.microsoft.com/office/drawing/2014/chartex" xmlns:cx1="http://schemas.microsoft.com/office/drawing/2015/9/8/chartex" xmlns:cx2="http://schemas.microsoft.com/office/drawing/2015/10/21/chartex" xmlns:cx3="http://schemas.microsoft.com/office/drawing/2016/5/9/chartex" xmlns:cx4="http://schemas.microsoft.com/office/drawing/2016/5/10/chartex" xmlns:cx5="http://schemas.microsoft.com/office/drawing/2016/5/11/chartex" xmlns:cx6="http://schemas.microsoft.com/office/drawing/2016/5/12/chartex" xmlns:cx7="http://schemas.microsoft.com/office/drawing/2016/5/13/chartex" xmlns:cx8="http://schemas.microsoft.com/office/drawing/2016/5/14/chartex" xmlns:mc="http://schemas.openxmlformats.org/markup-compatibility/2006" xmlns:m="http://schemas.openxmlformats.org/officeDocument/2006/math" xmlns:aink="http://schemas.microsoft.com/office/drawing/2016/ink" xmlns:am3d="http://schemas.microsoft.com/office/drawing/2017/model3d" xmlns:oel="http://schemas.microsoft.com/office/2019/extlst" xmlns:r="http://schemas.openxmlformats.org/officeDocument/2006/relationships" xmlns:wp14="http://schemas.microsoft.com/office/word/2010/wordprocessingDrawing" xmlns:wp="http://schemas.openxmlformats.org/drawingml/2006/wordprocessingDrawing" xmlns:wpg="http://schemas.microsoft.com/office/word/2010/wordprocessingGroup" xmlns:wpi="http://schemas.microsoft.com/office/word/2010/wordprocessingInk" xmlns:wps="http://schemas.microsoft.com/office/word/2010/wordprocessingShape" xmlns:o="urn:schemas-microsoft-com:office:office" xmlns:v="urn:schemas-microsoft-com:vml" xmlns:w10="urn:schemas-microsoft-com:office:word" xmlns:w="http://schemas.openxmlformats.org/wordprocessingml/2006/main" xmlns:w14="http://schemas.microsoft.com/office/word/2010/wordml" xmlns:w15="http://schemas.microsoft.com/office/word/2012/wordml" xmlns:w16cex="http://schemas.microsoft.com/office/word/2018/wordml/cex" xmlns:w16cid="http://schemas.microsoft.com/office/word/2016/wordml/cid" xmlns:w16="http://schemas.microsoft.com/office/word/2018/wordml" xmlns:w16sdtdh="http://schemas.microsoft.com/office/word/2020/wordml/sdtdatahash" xmlns:w16sdtfl="http://schemas.microsoft.com/office/word/2024/wordml/sdtformatlock" xmlns:w16se="http://schemas.microsoft.com/office/word/2015/wordml/symex" xmlns:w16du="http://schemas.microsoft.com/office/word/2023/wordml/word16du" xmlns:wne="http://schemas.microsoft.com/office/word/2006/wordml" mc:Ignorable="w14 w15 w16se w16cid w16 w16cex w16sdtdh w16sdtfl w16du wp14">
   <w:tbl>
     <w:tblPr>
       <w:tblW w:w="4900" w:type="pct"/>
@@ -752,7 +1060,7 @@
 </file>
 
 <file path=word/footer3.xml><?xml version="1.0" encoding="utf-8"?>
-<w:ftr xmlns:wpc="http://schemas.microsoft.com/office/word/2010/wordprocessingCanvas" xmlns:cx="http://schemas.microsoft.com/office/drawing/2014/chartex" xmlns:cx1="http://schemas.microsoft.com/office/drawing/2015/9/8/chartex" xmlns:cx2="http://schemas.microsoft.com/office/drawing/2015/10/21/chartex" xmlns:cx3="http://schemas.microsoft.com/office/drawing/2016/5/9/chartex" xmlns:cx4="http://schemas.microsoft.com/office/drawing/2016/5/10/chartex" xmlns:cx5="http://schemas.microsoft.com/office/drawing/2016/5/11/chartex" xmlns:cx6="http://schemas.microsoft.com/office/drawing/2016/5/12/chartex" xmlns:cx7="http://schemas.microsoft.com/office/drawing/2016/5/13/chartex" xmlns:cx8="http://schemas.microsoft.com/office/drawing/2016/5/14/chartex" xmlns:mc="http://schemas.openxmlformats.org/markup-compatibility/2006" xmlns:aink="http://schemas.microsoft.com/office/drawing/2016/ink" xmlns:am3d="http://schemas.microsoft.com/office/drawing/2017/model3d" xmlns:o="urn:schemas-microsoft-com:office:office" xmlns:oel="http://schemas.microsoft.com/office/2019/extlst" xmlns:r="http://schemas.openxmlformats.org/officeDocument/2006/relationships" xmlns:m="http://schemas.openxmlformats.org/officeDocument/2006/math" xmlns:v="urn:schemas-microsoft-com:vml" xmlns:wp14="http://schemas.microsoft.com/office/word/2010/wordprocessingDrawing" xmlns:wp="http://schemas.openxmlformats.org/drawingml/2006/wordprocessingDrawing" xmlns:w10="urn:schemas-microsoft-com:office:word" xmlns:w="http://schemas.openxmlformats.org/wordprocessingml/2006/main" xmlns:w14="http://schemas.microsoft.com/office/word/2010/wordml" xmlns:w15="http://schemas.microsoft.com/office/word/2012/wordml" xmlns:w16cex="http://schemas.microsoft.com/office/word/2018/wordml/cex" xmlns:w16cid="http://schemas.microsoft.com/office/word/2016/wordml/cid" xmlns:w16="http://schemas.microsoft.com/office/word/2018/wordml" xmlns:w16du="http://schemas.microsoft.com/office/word/2023/wordml/word16du" xmlns:w16sdtdh="http://schemas.microsoft.com/office/word/2020/wordml/sdtdatahash" xmlns:w16sdtfl="http://schemas.microsoft.com/office/word/2024/wordml/sdtformatlock" xmlns:w16se="http://schemas.microsoft.com/office/word/2015/wordml/symex" xmlns:wpg="http://schemas.microsoft.com/office/word/2010/wordprocessingGroup" xmlns:wpi="http://schemas.microsoft.com/office/word/2010/wordprocessingInk" xmlns:wne="http://schemas.microsoft.com/office/word/2006/wordml" xmlns:wps="http://schemas.microsoft.com/office/word/2010/wordprocessingShape" mc:Ignorable="w14 w15 w16se w16cid w16 w16cex w16sdtdh w16sdtfl w16du wp14">
+<w:ftr xmlns:wpc="http://schemas.microsoft.com/office/word/2010/wordprocessingCanvas" xmlns:cx="http://schemas.microsoft.com/office/drawing/2014/chartex" xmlns:cx1="http://schemas.microsoft.com/office/drawing/2015/9/8/chartex" xmlns:cx2="http://schemas.microsoft.com/office/drawing/2015/10/21/chartex" xmlns:cx3="http://schemas.microsoft.com/office/drawing/2016/5/9/chartex" xmlns:cx4="http://schemas.microsoft.com/office/drawing/2016/5/10/chartex" xmlns:cx5="http://schemas.microsoft.com/office/drawing/2016/5/11/chartex" xmlns:cx6="http://schemas.microsoft.com/office/drawing/2016/5/12/chartex" xmlns:cx7="http://schemas.microsoft.com/office/drawing/2016/5/13/chartex" xmlns:cx8="http://schemas.microsoft.com/office/drawing/2016/5/14/chartex" xmlns:mc="http://schemas.openxmlformats.org/markup-compatibility/2006" xmlns:m="http://schemas.openxmlformats.org/officeDocument/2006/math" xmlns:aink="http://schemas.microsoft.com/office/drawing/2016/ink" xmlns:am3d="http://schemas.microsoft.com/office/drawing/2017/model3d" xmlns:oel="http://schemas.microsoft.com/office/2019/extlst" xmlns:r="http://schemas.openxmlformats.org/officeDocument/2006/relationships" xmlns:wp14="http://schemas.microsoft.com/office/word/2010/wordprocessingDrawing" xmlns:wp="http://schemas.openxmlformats.org/drawingml/2006/wordprocessingDrawing" xmlns:wpg="http://schemas.microsoft.com/office/word/2010/wordprocessingGroup" xmlns:wpi="http://schemas.microsoft.com/office/word/2010/wordprocessingInk" xmlns:wps="http://schemas.microsoft.com/office/word/2010/wordprocessingShape" xmlns:o="urn:schemas-microsoft-com:office:office" xmlns:v="urn:schemas-microsoft-com:vml" xmlns:w10="urn:schemas-microsoft-com:office:word" xmlns:w="http://schemas.openxmlformats.org/wordprocessingml/2006/main" xmlns:w14="http://schemas.microsoft.com/office/word/2010/wordml" xmlns:w15="http://schemas.microsoft.com/office/word/2012/wordml" xmlns:w16cex="http://schemas.microsoft.com/office/word/2018/wordml/cex" xmlns:w16cid="http://schemas.microsoft.com/office/word/2016/wordml/cid" xmlns:w16="http://schemas.microsoft.com/office/word/2018/wordml" xmlns:w16sdtdh="http://schemas.microsoft.com/office/word/2020/wordml/sdtdatahash" xmlns:w16sdtfl="http://schemas.microsoft.com/office/word/2024/wordml/sdtformatlock" xmlns:w16se="http://schemas.microsoft.com/office/word/2015/wordml/symex" xmlns:w16du="http://schemas.microsoft.com/office/word/2023/wordml/word16du" xmlns:wne="http://schemas.microsoft.com/office/word/2006/wordml" mc:Ignorable="w14 w15 w16se w16cid w16 w16cex w16sdtdh w16sdtfl w16du wp14">
   <w:p>
     <w:pPr>
       <w:pStyle w:val="ADRESSEpieddepage"/>
@@ -765,7 +1073,7 @@
 </file>
 
 <file path=word/footnotes.xml><?xml version="1.0" encoding="utf-8"?>
-<w:footnotes xmlns:wpc="http://schemas.microsoft.com/office/word/2010/wordprocessingCanvas" xmlns:cx="http://schemas.microsoft.com/office/drawing/2014/chartex" xmlns:cx1="http://schemas.microsoft.com/office/drawing/2015/9/8/chartex" xmlns:cx2="http://schemas.microsoft.com/office/drawing/2015/10/21/chartex" xmlns:cx3="http://schemas.microsoft.com/office/drawing/2016/5/9/chartex" xmlns:cx4="http://schemas.microsoft.com/office/drawing/2016/5/10/chartex" xmlns:cx5="http://schemas.microsoft.com/office/drawing/2016/5/11/chartex" xmlns:cx6="http://schemas.microsoft.com/office/drawing/2016/5/12/chartex" xmlns:cx7="http://schemas.microsoft.com/office/drawing/2016/5/13/chartex" xmlns:cx8="http://schemas.microsoft.com/office/drawing/2016/5/14/chartex" xmlns:mc="http://schemas.openxmlformats.org/markup-compatibility/2006" xmlns:aink="http://schemas.microsoft.com/office/drawing/2016/ink" xmlns:am3d="http://schemas.microsoft.com/office/drawing/2017/model3d" xmlns:o="urn:schemas-microsoft-com:office:office" xmlns:oel="http://schemas.microsoft.com/office/2019/extlst" xmlns:r="http://schemas.openxmlformats.org/officeDocument/2006/relationships" xmlns:m="http://schemas.openxmlformats.org/officeDocument/2006/math" xmlns:v="urn:schemas-microsoft-com:vml" xmlns:wp14="http://schemas.microsoft.com/office/word/2010/wordprocessingDrawing" xmlns:wp="http://schemas.openxmlformats.org/drawingml/2006/wordprocessingDrawing" xmlns:w10="urn:schemas-microsoft-com:office:word" xmlns:w="http://schemas.openxmlformats.org/wordprocessingml/2006/main" xmlns:w14="http://schemas.microsoft.com/office/word/2010/wordml" xmlns:w15="http://schemas.microsoft.com/office/word/2012/wordml" xmlns:w16cex="http://schemas.microsoft.com/office/word/2018/wordml/cex" xmlns:w16cid="http://schemas.microsoft.com/office/word/2016/wordml/cid" xmlns:w16="http://schemas.microsoft.com/office/word/2018/wordml" xmlns:w16du="http://schemas.microsoft.com/office/word/2023/wordml/word16du" xmlns:w16sdtdh="http://schemas.microsoft.com/office/word/2020/wordml/sdtdatahash" xmlns:w16sdtfl="http://schemas.microsoft.com/office/word/2024/wordml/sdtformatlock" xmlns:w16se="http://schemas.microsoft.com/office/word/2015/wordml/symex" xmlns:wpg="http://schemas.microsoft.com/office/word/2010/wordprocessingGroup" xmlns:wpi="http://schemas.microsoft.com/office/word/2010/wordprocessingInk" xmlns:wne="http://schemas.microsoft.com/office/word/2006/wordml" xmlns:wps="http://schemas.microsoft.com/office/word/2010/wordprocessingShape" mc:Ignorable="w14 w15 w16se w16cid w16 w16cex w16sdtdh w16sdtfl w16du wp14">
+<w:footnotes xmlns:wpc="http://schemas.microsoft.com/office/word/2010/wordprocessingCanvas" xmlns:cx="http://schemas.microsoft.com/office/drawing/2014/chartex" xmlns:cx1="http://schemas.microsoft.com/office/drawing/2015/9/8/chartex" xmlns:cx2="http://schemas.microsoft.com/office/drawing/2015/10/21/chartex" xmlns:cx3="http://schemas.microsoft.com/office/drawing/2016/5/9/chartex" xmlns:cx4="http://schemas.microsoft.com/office/drawing/2016/5/10/chartex" xmlns:cx5="http://schemas.microsoft.com/office/drawing/2016/5/11/chartex" xmlns:cx6="http://schemas.microsoft.com/office/drawing/2016/5/12/chartex" xmlns:cx7="http://schemas.microsoft.com/office/drawing/2016/5/13/chartex" xmlns:cx8="http://schemas.microsoft.com/office/drawing/2016/5/14/chartex" xmlns:mc="http://schemas.openxmlformats.org/markup-compatibility/2006" xmlns:m="http://schemas.openxmlformats.org/officeDocument/2006/math" xmlns:aink="http://schemas.microsoft.com/office/drawing/2016/ink" xmlns:am3d="http://schemas.microsoft.com/office/drawing/2017/model3d" xmlns:oel="http://schemas.microsoft.com/office/2019/extlst" xmlns:r="http://schemas.openxmlformats.org/officeDocument/2006/relationships" xmlns:wp14="http://schemas.microsoft.com/office/word/2010/wordprocessingDrawing" xmlns:wp="http://schemas.openxmlformats.org/drawingml/2006/wordprocessingDrawing" xmlns:wpg="http://schemas.microsoft.com/office/word/2010/wordprocessingGroup" xmlns:wpi="http://schemas.microsoft.com/office/word/2010/wordprocessingInk" xmlns:wps="http://schemas.microsoft.com/office/word/2010/wordprocessingShape" xmlns:o="urn:schemas-microsoft-com:office:office" xmlns:v="urn:schemas-microsoft-com:vml" xmlns:w10="urn:schemas-microsoft-com:office:word" xmlns:w="http://schemas.openxmlformats.org/wordprocessingml/2006/main" xmlns:w14="http://schemas.microsoft.com/office/word/2010/wordml" xmlns:w15="http://schemas.microsoft.com/office/word/2012/wordml" xmlns:w16cex="http://schemas.microsoft.com/office/word/2018/wordml/cex" xmlns:w16cid="http://schemas.microsoft.com/office/word/2016/wordml/cid" xmlns:w16="http://schemas.microsoft.com/office/word/2018/wordml" xmlns:w16sdtdh="http://schemas.microsoft.com/office/word/2020/wordml/sdtdatahash" xmlns:w16sdtfl="http://schemas.microsoft.com/office/word/2024/wordml/sdtformatlock" xmlns:w16se="http://schemas.microsoft.com/office/word/2015/wordml/symex" xmlns:w16du="http://schemas.microsoft.com/office/word/2023/wordml/word16du" xmlns:wne="http://schemas.microsoft.com/office/word/2006/wordml" mc:Ignorable="w14 w15 w16se w16cid w16 w16cex w16sdtdh w16sdtfl w16du wp14">
   <w:footnote w:type="separator" w:id="-1">
     <w:p>
       <w:r>
@@ -784,7 +1092,7 @@
 </file>
 
 <file path=word/header1.xml><?xml version="1.0" encoding="utf-8"?>
-<w:hdr xmlns:wpc="http://schemas.microsoft.com/office/word/2010/wordprocessingCanvas" xmlns:cx="http://schemas.microsoft.com/office/drawing/2014/chartex" xmlns:cx1="http://schemas.microsoft.com/office/drawing/2015/9/8/chartex" xmlns:cx2="http://schemas.microsoft.com/office/drawing/2015/10/21/chartex" xmlns:cx3="http://schemas.microsoft.com/office/drawing/2016/5/9/chartex" xmlns:cx4="http://schemas.microsoft.com/office/drawing/2016/5/10/chartex" xmlns:cx5="http://schemas.microsoft.com/office/drawing/2016/5/11/chartex" xmlns:cx6="http://schemas.microsoft.com/office/drawing/2016/5/12/chartex" xmlns:cx7="http://schemas.microsoft.com/office/drawing/2016/5/13/chartex" xmlns:cx8="http://schemas.microsoft.com/office/drawing/2016/5/14/chartex" xmlns:mc="http://schemas.openxmlformats.org/markup-compatibility/2006" xmlns:aink="http://schemas.microsoft.com/office/drawing/2016/ink" xmlns:am3d="http://schemas.microsoft.com/office/drawing/2017/model3d" xmlns:o="urn:schemas-microsoft-com:office:office" xmlns:oel="http://schemas.microsoft.com/office/2019/extlst" xmlns:r="http://schemas.openxmlformats.org/officeDocument/2006/relationships" xmlns:m="http://schemas.openxmlformats.org/officeDocument/2006/math" xmlns:v="urn:schemas-microsoft-com:vml" xmlns:wp14="http://schemas.microsoft.com/office/word/2010/wordprocessingDrawing" xmlns:wp="http://schemas.openxmlformats.org/drawingml/2006/wordprocessingDrawing" xmlns:w10="urn:schemas-microsoft-com:office:word" xmlns:w="http://schemas.openxmlformats.org/wordprocessingml/2006/main" xmlns:w14="http://schemas.microsoft.com/office/word/2010/wordml" xmlns:w15="http://schemas.microsoft.com/office/word/2012/wordml" xmlns:w16cex="http://schemas.microsoft.com/office/word/2018/wordml/cex" xmlns:w16cid="http://schemas.microsoft.com/office/word/2016/wordml/cid" xmlns:w16="http://schemas.microsoft.com/office/word/2018/wordml" xmlns:w16du="http://schemas.microsoft.com/office/word/2023/wordml/word16du" xmlns:w16sdtdh="http://schemas.microsoft.com/office/word/2020/wordml/sdtdatahash" xmlns:w16sdtfl="http://schemas.microsoft.com/office/word/2024/wordml/sdtformatlock" xmlns:w16se="http://schemas.microsoft.com/office/word/2015/wordml/symex" xmlns:wpg="http://schemas.microsoft.com/office/word/2010/wordprocessingGroup" xmlns:wpi="http://schemas.microsoft.com/office/word/2010/wordprocessingInk" xmlns:wne="http://schemas.microsoft.com/office/word/2006/wordml" xmlns:wps="http://schemas.microsoft.com/office/word/2010/wordprocessingShape" mc:Ignorable="w14 w15 w16se w16cid w16 w16cex w16sdtdh w16sdtfl w16du wp14">
+<w:hdr xmlns:wpc="http://schemas.microsoft.com/office/word/2010/wordprocessingCanvas" xmlns:cx="http://schemas.microsoft.com/office/drawing/2014/chartex" xmlns:cx1="http://schemas.microsoft.com/office/drawing/2015/9/8/chartex" xmlns:cx2="http://schemas.microsoft.com/office/drawing/2015/10/21/chartex" xmlns:cx3="http://schemas.microsoft.com/office/drawing/2016/5/9/chartex" xmlns:cx4="http://schemas.microsoft.com/office/drawing/2016/5/10/chartex" xmlns:cx5="http://schemas.microsoft.com/office/drawing/2016/5/11/chartex" xmlns:cx6="http://schemas.microsoft.com/office/drawing/2016/5/12/chartex" xmlns:cx7="http://schemas.microsoft.com/office/drawing/2016/5/13/chartex" xmlns:cx8="http://schemas.microsoft.com/office/drawing/2016/5/14/chartex" xmlns:mc="http://schemas.openxmlformats.org/markup-compatibility/2006" xmlns:m="http://schemas.openxmlformats.org/officeDocument/2006/math" xmlns:aink="http://schemas.microsoft.com/office/drawing/2016/ink" xmlns:am3d="http://schemas.microsoft.com/office/drawing/2017/model3d" xmlns:oel="http://schemas.microsoft.com/office/2019/extlst" xmlns:r="http://schemas.openxmlformats.org/officeDocument/2006/relationships" xmlns:wp14="http://schemas.microsoft.com/office/word/2010/wordprocessingDrawing" xmlns:wp="http://schemas.openxmlformats.org/drawingml/2006/wordprocessingDrawing" xmlns:wpg="http://schemas.microsoft.com/office/word/2010/wordprocessingGroup" xmlns:wpi="http://schemas.microsoft.com/office/word/2010/wordprocessingInk" xmlns:wps="http://schemas.microsoft.com/office/word/2010/wordprocessingShape" xmlns:o="urn:schemas-microsoft-com:office:office" xmlns:v="urn:schemas-microsoft-com:vml" xmlns:w10="urn:schemas-microsoft-com:office:word" xmlns:w="http://schemas.openxmlformats.org/wordprocessingml/2006/main" xmlns:w14="http://schemas.microsoft.com/office/word/2010/wordml" xmlns:w15="http://schemas.microsoft.com/office/word/2012/wordml" xmlns:w16cex="http://schemas.microsoft.com/office/word/2018/wordml/cex" xmlns:w16cid="http://schemas.microsoft.com/office/word/2016/wordml/cid" xmlns:w16="http://schemas.microsoft.com/office/word/2018/wordml" xmlns:w16sdtdh="http://schemas.microsoft.com/office/word/2020/wordml/sdtdatahash" xmlns:w16sdtfl="http://schemas.microsoft.com/office/word/2024/wordml/sdtformatlock" xmlns:w16se="http://schemas.microsoft.com/office/word/2015/wordml/symex" xmlns:w16du="http://schemas.microsoft.com/office/word/2023/wordml/word16du" xmlns:wne="http://schemas.microsoft.com/office/word/2006/wordml" mc:Ignorable="w14 w15 w16se w16cid w16 w16cex w16sdtdh w16sdtfl w16du wp14">
   <w:p>
     <w:pPr>
       <w:pStyle w:val="En-tte"/>
@@ -794,7 +1102,7 @@
 </file>
 
 <file path=word/header2.xml><?xml version="1.0" encoding="utf-8"?>
-<w:hdr xmlns:wpc="http://schemas.microsoft.com/office/word/2010/wordprocessingCanvas" xmlns:cx="http://schemas.microsoft.com/office/drawing/2014/chartex" xmlns:cx1="http://schemas.microsoft.com/office/drawing/2015/9/8/chartex" xmlns:cx2="http://schemas.microsoft.com/office/drawing/2015/10/21/chartex" xmlns:cx3="http://schemas.microsoft.com/office/drawing/2016/5/9/chartex" xmlns:cx4="http://schemas.microsoft.com/office/drawing/2016/5/10/chartex" xmlns:cx5="http://schemas.microsoft.com/office/drawing/2016/5/11/chartex" xmlns:cx6="http://schemas.microsoft.com/office/drawing/2016/5/12/chartex" xmlns:cx7="http://schemas.microsoft.com/office/drawing/2016/5/13/chartex" xmlns:cx8="http://schemas.microsoft.com/office/drawing/2016/5/14/chartex" xmlns:mc="http://schemas.openxmlformats.org/markup-compatibility/2006" xmlns:aink="http://schemas.microsoft.com/office/drawing/2016/ink" xmlns:am3d="http://schemas.microsoft.com/office/drawing/2017/model3d" xmlns:o="urn:schemas-microsoft-com:office:office" xmlns:oel="http://schemas.microsoft.com/office/2019/extlst" xmlns:r="http://schemas.openxmlformats.org/officeDocument/2006/relationships" xmlns:m="http://schemas.openxmlformats.org/officeDocument/2006/math" xmlns:v="urn:schemas-microsoft-com:vml" xmlns:wp14="http://schemas.microsoft.com/office/word/2010/wordprocessingDrawing" xmlns:wp="http://schemas.openxmlformats.org/drawingml/2006/wordprocessingDrawing" xmlns:w10="urn:schemas-microsoft-com:office:word" xmlns:w="http://schemas.openxmlformats.org/wordprocessingml/2006/main" xmlns:w14="http://schemas.microsoft.com/office/word/2010/wordml" xmlns:w15="http://schemas.microsoft.com/office/word/2012/wordml" xmlns:w16cex="http://schemas.microsoft.com/office/word/2018/wordml/cex" xmlns:w16cid="http://schemas.microsoft.com/office/word/2016/wordml/cid" xmlns:w16="http://schemas.microsoft.com/office/word/2018/wordml" xmlns:w16du="http://schemas.microsoft.com/office/word/2023/wordml/word16du" xmlns:w16sdtdh="http://schemas.microsoft.com/office/word/2020/wordml/sdtdatahash" xmlns:w16sdtfl="http://schemas.microsoft.com/office/word/2024/wordml/sdtformatlock" xmlns:w16se="http://schemas.microsoft.com/office/word/2015/wordml/symex" xmlns:wpg="http://schemas.microsoft.com/office/word/2010/wordprocessingGroup" xmlns:wpi="http://schemas.microsoft.com/office/word/2010/wordprocessingInk" xmlns:wne="http://schemas.microsoft.com/office/word/2006/wordml" xmlns:wps="http://schemas.microsoft.com/office/word/2010/wordprocessingShape" mc:Ignorable="w14 w15 w16se w16cid w16 w16cex w16sdtdh w16sdtfl w16du wp14">
+<w:hdr xmlns:wpc="http://schemas.microsoft.com/office/word/2010/wordprocessingCanvas" xmlns:cx="http://schemas.microsoft.com/office/drawing/2014/chartex" xmlns:cx1="http://schemas.microsoft.com/office/drawing/2015/9/8/chartex" xmlns:cx2="http://schemas.microsoft.com/office/drawing/2015/10/21/chartex" xmlns:cx3="http://schemas.microsoft.com/office/drawing/2016/5/9/chartex" xmlns:cx4="http://schemas.microsoft.com/office/drawing/2016/5/10/chartex" xmlns:cx5="http://schemas.microsoft.com/office/drawing/2016/5/11/chartex" xmlns:cx6="http://schemas.microsoft.com/office/drawing/2016/5/12/chartex" xmlns:cx7="http://schemas.microsoft.com/office/drawing/2016/5/13/chartex" xmlns:cx8="http://schemas.microsoft.com/office/drawing/2016/5/14/chartex" xmlns:mc="http://schemas.openxmlformats.org/markup-compatibility/2006" xmlns:m="http://schemas.openxmlformats.org/officeDocument/2006/math" xmlns:aink="http://schemas.microsoft.com/office/drawing/2016/ink" xmlns:am3d="http://schemas.microsoft.com/office/drawing/2017/model3d" xmlns:oel="http://schemas.microsoft.com/office/2019/extlst" xmlns:r="http://schemas.openxmlformats.org/officeDocument/2006/relationships" xmlns:wp14="http://schemas.microsoft.com/office/word/2010/wordprocessingDrawing" xmlns:wp="http://schemas.openxmlformats.org/drawingml/2006/wordprocessingDrawing" xmlns:wpg="http://schemas.microsoft.com/office/word/2010/wordprocessingGroup" xmlns:wpi="http://schemas.microsoft.com/office/word/2010/wordprocessingInk" xmlns:wps="http://schemas.microsoft.com/office/word/2010/wordprocessingShape" xmlns:o="urn:schemas-microsoft-com:office:office" xmlns:v="urn:schemas-microsoft-com:vml" xmlns:w10="urn:schemas-microsoft-com:office:word" xmlns:w="http://schemas.openxmlformats.org/wordprocessingml/2006/main" xmlns:w14="http://schemas.microsoft.com/office/word/2010/wordml" xmlns:w15="http://schemas.microsoft.com/office/word/2012/wordml" xmlns:w16cex="http://schemas.microsoft.com/office/word/2018/wordml/cex" xmlns:w16cid="http://schemas.microsoft.com/office/word/2016/wordml/cid" xmlns:w16="http://schemas.microsoft.com/office/word/2018/wordml" xmlns:w16sdtdh="http://schemas.microsoft.com/office/word/2020/wordml/sdtdatahash" xmlns:w16sdtfl="http://schemas.microsoft.com/office/word/2024/wordml/sdtformatlock" xmlns:w16se="http://schemas.microsoft.com/office/word/2015/wordml/symex" xmlns:w16du="http://schemas.microsoft.com/office/word/2023/wordml/word16du" xmlns:wne="http://schemas.microsoft.com/office/word/2006/wordml" mc:Ignorable="w14 w15 w16se w16cid w16 w16cex w16sdtdh w16sdtfl w16du wp14">
   <w:p>
     <w:r>
       <w:rPr>
@@ -851,7 +1159,7 @@
 </file>
 
 <file path=word/header3.xml><?xml version="1.0" encoding="utf-8"?>
-<w:hdr xmlns:wpc="http://schemas.microsoft.com/office/word/2010/wordprocessingCanvas" xmlns:cx="http://schemas.microsoft.com/office/drawing/2014/chartex" xmlns:cx1="http://schemas.microsoft.com/office/drawing/2015/9/8/chartex" xmlns:cx2="http://schemas.microsoft.com/office/drawing/2015/10/21/chartex" xmlns:cx3="http://schemas.microsoft.com/office/drawing/2016/5/9/chartex" xmlns:cx4="http://schemas.microsoft.com/office/drawing/2016/5/10/chartex" xmlns:cx5="http://schemas.microsoft.com/office/drawing/2016/5/11/chartex" xmlns:cx6="http://schemas.microsoft.com/office/drawing/2016/5/12/chartex" xmlns:cx7="http://schemas.microsoft.com/office/drawing/2016/5/13/chartex" xmlns:cx8="http://schemas.microsoft.com/office/drawing/2016/5/14/chartex" xmlns:mc="http://schemas.openxmlformats.org/markup-compatibility/2006" xmlns:aink="http://schemas.microsoft.com/office/drawing/2016/ink" xmlns:am3d="http://schemas.microsoft.com/office/drawing/2017/model3d" xmlns:o="urn:schemas-microsoft-com:office:office" xmlns:oel="http://schemas.microsoft.com/office/2019/extlst" xmlns:r="http://schemas.openxmlformats.org/officeDocument/2006/relationships" xmlns:m="http://schemas.openxmlformats.org/officeDocument/2006/math" xmlns:v="urn:schemas-microsoft-com:vml" xmlns:wp14="http://schemas.microsoft.com/office/word/2010/wordprocessingDrawing" xmlns:wp="http://schemas.openxmlformats.org/drawingml/2006/wordprocessingDrawing" xmlns:w10="urn:schemas-microsoft-com:office:word" xmlns:w="http://schemas.openxmlformats.org/wordprocessingml/2006/main" xmlns:w14="http://schemas.microsoft.com/office/word/2010/wordml" xmlns:w15="http://schemas.microsoft.com/office/word/2012/wordml" xmlns:w16cex="http://schemas.microsoft.com/office/word/2018/wordml/cex" xmlns:w16cid="http://schemas.microsoft.com/office/word/2016/wordml/cid" xmlns:w16="http://schemas.microsoft.com/office/word/2018/wordml" xmlns:w16du="http://schemas.microsoft.com/office/word/2023/wordml/word16du" xmlns:w16sdtdh="http://schemas.microsoft.com/office/word/2020/wordml/sdtdatahash" xmlns:w16sdtfl="http://schemas.microsoft.com/office/word/2024/wordml/sdtformatlock" xmlns:w16se="http://schemas.microsoft.com/office/word/2015/wordml/symex" xmlns:wpg="http://schemas.microsoft.com/office/word/2010/wordprocessingGroup" xmlns:wpi="http://schemas.microsoft.com/office/word/2010/wordprocessingInk" xmlns:wne="http://schemas.microsoft.com/office/word/2006/wordml" xmlns:wps="http://schemas.microsoft.com/office/word/2010/wordprocessingShape" mc:Ignorable="w14 w15 w16se w16cid w16 w16cex w16sdtdh w16sdtfl w16du wp14">
+<w:hdr xmlns:wpc="http://schemas.microsoft.com/office/word/2010/wordprocessingCanvas" xmlns:cx="http://schemas.microsoft.com/office/drawing/2014/chartex" xmlns:cx1="http://schemas.microsoft.com/office/drawing/2015/9/8/chartex" xmlns:cx2="http://schemas.microsoft.com/office/drawing/2015/10/21/chartex" xmlns:cx3="http://schemas.microsoft.com/office/drawing/2016/5/9/chartex" xmlns:cx4="http://schemas.microsoft.com/office/drawing/2016/5/10/chartex" xmlns:cx5="http://schemas.microsoft.com/office/drawing/2016/5/11/chartex" xmlns:cx6="http://schemas.microsoft.com/office/drawing/2016/5/12/chartex" xmlns:cx7="http://schemas.microsoft.com/office/drawing/2016/5/13/chartex" xmlns:cx8="http://schemas.microsoft.com/office/drawing/2016/5/14/chartex" xmlns:mc="http://schemas.openxmlformats.org/markup-compatibility/2006" xmlns:m="http://schemas.openxmlformats.org/officeDocument/2006/math" xmlns:aink="http://schemas.microsoft.com/office/drawing/2016/ink" xmlns:am3d="http://schemas.microsoft.com/office/drawing/2017/model3d" xmlns:oel="http://schemas.microsoft.com/office/2019/extlst" xmlns:r="http://schemas.openxmlformats.org/officeDocument/2006/relationships" xmlns:wp14="http://schemas.microsoft.com/office/word/2010/wordprocessingDrawing" xmlns:wp="http://schemas.openxmlformats.org/drawingml/2006/wordprocessingDrawing" xmlns:wpg="http://schemas.microsoft.com/office/word/2010/wordprocessingGroup" xmlns:wpi="http://schemas.microsoft.com/office/word/2010/wordprocessingInk" xmlns:wps="http://schemas.microsoft.com/office/word/2010/wordprocessingShape" xmlns:o="urn:schemas-microsoft-com:office:office" xmlns:v="urn:schemas-microsoft-com:vml" xmlns:w10="urn:schemas-microsoft-com:office:word" xmlns:w="http://schemas.openxmlformats.org/wordprocessingml/2006/main" xmlns:w14="http://schemas.microsoft.com/office/word/2010/wordml" xmlns:w15="http://schemas.microsoft.com/office/word/2012/wordml" xmlns:w16cex="http://schemas.microsoft.com/office/word/2018/wordml/cex" xmlns:w16cid="http://schemas.microsoft.com/office/word/2016/wordml/cid" xmlns:w16="http://schemas.microsoft.com/office/word/2018/wordml" xmlns:w16sdtdh="http://schemas.microsoft.com/office/word/2020/wordml/sdtdatahash" xmlns:w16sdtfl="http://schemas.microsoft.com/office/word/2024/wordml/sdtformatlock" xmlns:w16se="http://schemas.microsoft.com/office/word/2015/wordml/symex" xmlns:w16du="http://schemas.microsoft.com/office/word/2023/wordml/word16du" xmlns:wne="http://schemas.microsoft.com/office/word/2006/wordml" mc:Ignorable="w14 w15 w16se w16cid w16 w16cex w16sdtdh w16sdtfl w16du wp14">
   <w:p>
     <w:pPr>
       <w:pStyle w:val="En-tte"/>
@@ -861,7 +1169,7 @@
 </file>
 
 <file path=word/numbering.xml><?xml version="1.0" encoding="utf-8"?>
-<w:numbering xmlns:wpc="http://schemas.microsoft.com/office/word/2010/wordprocessingCanvas" xmlns:cx="http://schemas.microsoft.com/office/drawing/2014/chartex" xmlns:cx1="http://schemas.microsoft.com/office/drawing/2015/9/8/chartex" xmlns:cx2="http://schemas.microsoft.com/office/drawing/2015/10/21/chartex" xmlns:cx3="http://schemas.microsoft.com/office/drawing/2016/5/9/chartex" xmlns:cx4="http://schemas.microsoft.com/office/drawing/2016/5/10/chartex" xmlns:cx5="http://schemas.microsoft.com/office/drawing/2016/5/11/chartex" xmlns:cx6="http://schemas.microsoft.com/office/drawing/2016/5/12/chartex" xmlns:cx7="http://schemas.microsoft.com/office/drawing/2016/5/13/chartex" xmlns:cx8="http://schemas.microsoft.com/office/drawing/2016/5/14/chartex" xmlns:mc="http://schemas.openxmlformats.org/markup-compatibility/2006" xmlns:aink="http://schemas.microsoft.com/office/drawing/2016/ink" xmlns:am3d="http://schemas.microsoft.com/office/drawing/2017/model3d" xmlns:o="urn:schemas-microsoft-com:office:office" xmlns:oel="http://schemas.microsoft.com/office/2019/extlst" xmlns:r="http://schemas.openxmlformats.org/officeDocument/2006/relationships" xmlns:m="http://schemas.openxmlformats.org/officeDocument/2006/math" xmlns:v="urn:schemas-microsoft-com:vml" xmlns:wp14="http://schemas.microsoft.com/office/word/2010/wordprocessingDrawing" xmlns:wp="http://schemas.openxmlformats.org/drawingml/2006/wordprocessingDrawing" xmlns:w10="urn:schemas-microsoft-com:office:word" xmlns:w="http://schemas.openxmlformats.org/wordprocessingml/2006/main" xmlns:w14="http://schemas.microsoft.com/office/word/2010/wordml" xmlns:w15="http://schemas.microsoft.com/office/word/2012/wordml" xmlns:w16cex="http://schemas.microsoft.com/office/word/2018/wordml/cex" xmlns:w16cid="http://schemas.microsoft.com/office/word/2016/wordml/cid" xmlns:w16="http://schemas.microsoft.com/office/word/2018/wordml" xmlns:w16du="http://schemas.microsoft.com/office/word/2023/wordml/word16du" xmlns:w16sdtdh="http://schemas.microsoft.com/office/word/2020/wordml/sdtdatahash" xmlns:w16sdtfl="http://schemas.microsoft.com/office/word/2024/wordml/sdtformatlock" xmlns:w16se="http://schemas.microsoft.com/office/word/2015/wordml/symex" xmlns:wpg="http://schemas.microsoft.com/office/word/2010/wordprocessingGroup" xmlns:wpi="http://schemas.microsoft.com/office/word/2010/wordprocessingInk" xmlns:wne="http://schemas.microsoft.com/office/word/2006/wordml" xmlns:wps="http://schemas.microsoft.com/office/word/2010/wordprocessingShape" mc:Ignorable="w14 w15 w16se w16cid w16 w16cex w16sdtdh w16sdtfl w16du wp14">
+<w:numbering xmlns:wpc="http://schemas.microsoft.com/office/word/2010/wordprocessingCanvas" xmlns:cx="http://schemas.microsoft.com/office/drawing/2014/chartex" xmlns:cx1="http://schemas.microsoft.com/office/drawing/2015/9/8/chartex" xmlns:cx2="http://schemas.microsoft.com/office/drawing/2015/10/21/chartex" xmlns:cx3="http://schemas.microsoft.com/office/drawing/2016/5/9/chartex" xmlns:cx4="http://schemas.microsoft.com/office/drawing/2016/5/10/chartex" xmlns:cx5="http://schemas.microsoft.com/office/drawing/2016/5/11/chartex" xmlns:cx6="http://schemas.microsoft.com/office/drawing/2016/5/12/chartex" xmlns:cx7="http://schemas.microsoft.com/office/drawing/2016/5/13/chartex" xmlns:cx8="http://schemas.microsoft.com/office/drawing/2016/5/14/chartex" xmlns:mc="http://schemas.openxmlformats.org/markup-compatibility/2006" xmlns:m="http://schemas.openxmlformats.org/officeDocument/2006/math" xmlns:aink="http://schemas.microsoft.com/office/drawing/2016/ink" xmlns:am3d="http://schemas.microsoft.com/office/drawing/2017/model3d" xmlns:oel="http://schemas.microsoft.com/office/2019/extlst" xmlns:r="http://schemas.openxmlformats.org/officeDocument/2006/relationships" xmlns:wp14="http://schemas.microsoft.com/office/word/2010/wordprocessingDrawing" xmlns:wp="http://schemas.openxmlformats.org/drawingml/2006/wordprocessingDrawing" xmlns:wpg="http://schemas.microsoft.com/office/word/2010/wordprocessingGroup" xmlns:wpi="http://schemas.microsoft.com/office/word/2010/wordprocessingInk" xmlns:wps="http://schemas.microsoft.com/office/word/2010/wordprocessingShape" xmlns:o="urn:schemas-microsoft-com:office:office" xmlns:v="urn:schemas-microsoft-com:vml" xmlns:w10="urn:schemas-microsoft-com:office:word" xmlns:w="http://schemas.openxmlformats.org/wordprocessingml/2006/main" xmlns:w14="http://schemas.microsoft.com/office/word/2010/wordml" xmlns:w15="http://schemas.microsoft.com/office/word/2012/wordml" xmlns:w16cex="http://schemas.microsoft.com/office/word/2018/wordml/cex" xmlns:w16cid="http://schemas.microsoft.com/office/word/2016/wordml/cid" xmlns:w16="http://schemas.microsoft.com/office/word/2018/wordml" xmlns:w16sdtdh="http://schemas.microsoft.com/office/word/2020/wordml/sdtdatahash" xmlns:w16sdtfl="http://schemas.microsoft.com/office/word/2024/wordml/sdtformatlock" xmlns:w16se="http://schemas.microsoft.com/office/word/2015/wordml/symex" xmlns:w16du="http://schemas.microsoft.com/office/word/2023/wordml/word16du" xmlns:wne="http://schemas.microsoft.com/office/word/2006/wordml" mc:Ignorable="w14 w15 w16se w16cid w16 w16cex w16sdtdh w16sdtfl w16du wp14">
   <w:abstractNum w:abstractNumId="0" w15:restartNumberingAfterBreak="0">
     <w:nsid w:val="4E3C19AF"/>
     <w:multiLevelType w:val="multilevel"/>
@@ -1322,7 +1630,7 @@
 </file>
 
 <file path=word/styles.xml><?xml version="1.0" encoding="utf-8"?>
-<w:styles xmlns:mc="http://schemas.openxmlformats.org/markup-compatibility/2006" xmlns:r="http://schemas.openxmlformats.org/officeDocument/2006/relationships" xmlns:w="http://schemas.openxmlformats.org/wordprocessingml/2006/main" xmlns:w14="http://schemas.microsoft.com/office/word/2010/wordml" xmlns:w15="http://schemas.microsoft.com/office/word/2012/wordml" xmlns:w16cex="http://schemas.microsoft.com/office/word/2018/wordml/cex" xmlns:w16cid="http://schemas.microsoft.com/office/word/2016/wordml/cid" xmlns:w16="http://schemas.microsoft.com/office/word/2018/wordml" xmlns:w16du="http://schemas.microsoft.com/office/word/2023/wordml/word16du" xmlns:w16sdtdh="http://schemas.microsoft.com/office/word/2020/wordml/sdtdatahash" xmlns:w16sdtfl="http://schemas.microsoft.com/office/word/2024/wordml/sdtformatlock" xmlns:w16se="http://schemas.microsoft.com/office/word/2015/wordml/symex" mc:Ignorable="w14 w15 w16se w16cid w16 w16cex w16sdtdh w16sdtfl w16du">
+<w:styles xmlns:mc="http://schemas.openxmlformats.org/markup-compatibility/2006" xmlns:r="http://schemas.openxmlformats.org/officeDocument/2006/relationships" xmlns:w="http://schemas.openxmlformats.org/wordprocessingml/2006/main" xmlns:w14="http://schemas.microsoft.com/office/word/2010/wordml" xmlns:w15="http://schemas.microsoft.com/office/word/2012/wordml" xmlns:w16cex="http://schemas.microsoft.com/office/word/2018/wordml/cex" xmlns:w16cid="http://schemas.microsoft.com/office/word/2016/wordml/cid" xmlns:w16="http://schemas.microsoft.com/office/word/2018/wordml" xmlns:w16sdtdh="http://schemas.microsoft.com/office/word/2020/wordml/sdtdatahash" xmlns:w16sdtfl="http://schemas.microsoft.com/office/word/2024/wordml/sdtformatlock" xmlns:w16se="http://schemas.microsoft.com/office/word/2015/wordml/symex" xmlns:w16du="http://schemas.microsoft.com/office/word/2023/wordml/word16du" mc:Ignorable="w14 w15 w16se w16cid w16 w16cex w16sdtdh w16sdtfl w16du">
   <w:docDefaults>
     <w:rPrDefault>
       <w:rPr>
